--- a/Section7_RoleBasedAccessControl/Create Role Base.docx
+++ b/Section7_RoleBasedAccessControl/Create Role Base.docx
@@ -116,6 +116,7 @@
       <w:r>
         <w:rPr>
           <w:rFonts w:cstheme="minorBidi"/>
+          <w:noProof/>
           <w:sz w:val="32"/>
           <w:szCs w:val="52"/>
           <w:lang w:bidi="km-KH"/>
@@ -457,6 +458,7 @@
       <w:r>
         <w:rPr>
           <w:rFonts w:cstheme="minorBidi"/>
+          <w:noProof/>
           <w:sz w:val="32"/>
           <w:szCs w:val="52"/>
           <w:lang w:bidi="km-KH"/>
@@ -645,7 +647,7 @@
     <w:p>
       <w:pPr>
         <w:rPr>
-          <w:rFonts w:cstheme="minorBidi" w:hint="cs"/>
+          <w:rFonts w:cstheme="minorBidi"/>
           <w:sz w:val="32"/>
           <w:szCs w:val="52"/>
           <w:lang w:bidi="km-KH"/>
@@ -700,7 +702,7 @@
     <w:p>
       <w:pPr>
         <w:rPr>
-          <w:rFonts w:cstheme="minorBidi" w:hint="cs"/>
+          <w:rFonts w:cstheme="minorBidi"/>
           <w:sz w:val="32"/>
           <w:szCs w:val="52"/>
           <w:lang w:bidi="km-KH"/>
@@ -709,6 +711,7 @@
       <w:r>
         <w:rPr>
           <w:rFonts w:cstheme="minorBidi"/>
+          <w:noProof/>
           <w:sz w:val="32"/>
           <w:szCs w:val="52"/>
           <w:lang w:bidi="km-KH"/>
@@ -767,107 +770,107 @@
     <w:p>
       <w:pPr>
         <w:rPr>
-          <w:rFonts w:cstheme="minorBidi" w:hint="cs"/>
-          <w:sz w:val="32"/>
-          <w:szCs w:val="52"/>
-          <w:lang w:bidi="km-KH"/>
-        </w:rPr>
-      </w:pPr>
-    </w:p>
-    <w:p>
-      <w:pPr>
-        <w:rPr>
-          <w:rFonts w:cstheme="minorBidi" w:hint="cs"/>
-          <w:sz w:val="32"/>
-          <w:szCs w:val="52"/>
-          <w:lang w:bidi="km-KH"/>
-        </w:rPr>
-      </w:pPr>
-    </w:p>
-    <w:p>
-      <w:pPr>
-        <w:rPr>
-          <w:rFonts w:cstheme="minorBidi" w:hint="cs"/>
-          <w:sz w:val="32"/>
-          <w:szCs w:val="52"/>
-          <w:lang w:bidi="km-KH"/>
-        </w:rPr>
-      </w:pPr>
-    </w:p>
-    <w:p>
-      <w:pPr>
-        <w:rPr>
-          <w:rFonts w:cstheme="minorBidi" w:hint="cs"/>
-          <w:sz w:val="32"/>
-          <w:szCs w:val="52"/>
-          <w:lang w:bidi="km-KH"/>
-        </w:rPr>
-      </w:pPr>
-    </w:p>
-    <w:p>
-      <w:pPr>
-        <w:rPr>
-          <w:rFonts w:cstheme="minorBidi" w:hint="cs"/>
-          <w:sz w:val="32"/>
-          <w:szCs w:val="52"/>
-          <w:lang w:bidi="km-KH"/>
-        </w:rPr>
-      </w:pPr>
-    </w:p>
-    <w:p>
-      <w:pPr>
-        <w:rPr>
-          <w:rFonts w:cstheme="minorBidi" w:hint="cs"/>
-          <w:sz w:val="32"/>
-          <w:szCs w:val="52"/>
-          <w:lang w:bidi="km-KH"/>
-        </w:rPr>
-      </w:pPr>
-    </w:p>
-    <w:p>
-      <w:pPr>
-        <w:rPr>
-          <w:rFonts w:cstheme="minorBidi" w:hint="cs"/>
-          <w:sz w:val="32"/>
-          <w:szCs w:val="52"/>
-          <w:lang w:bidi="km-KH"/>
-        </w:rPr>
-      </w:pPr>
-    </w:p>
-    <w:p>
-      <w:pPr>
-        <w:rPr>
-          <w:rFonts w:cstheme="minorBidi" w:hint="cs"/>
-          <w:sz w:val="32"/>
-          <w:szCs w:val="52"/>
-          <w:lang w:bidi="km-KH"/>
-        </w:rPr>
-      </w:pPr>
-    </w:p>
-    <w:p>
-      <w:pPr>
-        <w:rPr>
-          <w:rFonts w:cstheme="minorBidi" w:hint="cs"/>
-          <w:sz w:val="32"/>
-          <w:szCs w:val="52"/>
-          <w:lang w:bidi="km-KH"/>
-        </w:rPr>
-      </w:pPr>
-    </w:p>
-    <w:p>
-      <w:pPr>
-        <w:rPr>
-          <w:rFonts w:cstheme="minorBidi" w:hint="cs"/>
-          <w:sz w:val="32"/>
-          <w:szCs w:val="52"/>
-          <w:lang w:bidi="km-KH"/>
-        </w:rPr>
-      </w:pPr>
-    </w:p>
-    <w:p>
-      <w:pPr>
-        <w:rPr>
-          <w:rFonts w:cstheme="minorBidi" w:hint="cs"/>
+          <w:rFonts w:cstheme="minorBidi"/>
+          <w:sz w:val="32"/>
+          <w:szCs w:val="52"/>
+          <w:lang w:bidi="km-KH"/>
+        </w:rPr>
+      </w:pPr>
+    </w:p>
+    <w:p>
+      <w:pPr>
+        <w:rPr>
+          <w:rFonts w:cstheme="minorBidi"/>
+          <w:sz w:val="32"/>
+          <w:szCs w:val="52"/>
+          <w:lang w:bidi="km-KH"/>
+        </w:rPr>
+      </w:pPr>
+    </w:p>
+    <w:p>
+      <w:pPr>
+        <w:rPr>
+          <w:rFonts w:cstheme="minorBidi"/>
+          <w:sz w:val="32"/>
+          <w:szCs w:val="52"/>
+          <w:lang w:bidi="km-KH"/>
+        </w:rPr>
+      </w:pPr>
+    </w:p>
+    <w:p>
+      <w:pPr>
+        <w:rPr>
+          <w:rFonts w:cstheme="minorBidi"/>
+          <w:sz w:val="32"/>
+          <w:szCs w:val="52"/>
+          <w:lang w:bidi="km-KH"/>
+        </w:rPr>
+      </w:pPr>
+    </w:p>
+    <w:p>
+      <w:pPr>
+        <w:rPr>
+          <w:rFonts w:cstheme="minorBidi"/>
+          <w:sz w:val="32"/>
+          <w:szCs w:val="52"/>
+          <w:lang w:bidi="km-KH"/>
+        </w:rPr>
+      </w:pPr>
+    </w:p>
+    <w:p>
+      <w:pPr>
+        <w:rPr>
+          <w:rFonts w:cstheme="minorBidi"/>
+          <w:sz w:val="32"/>
+          <w:szCs w:val="52"/>
+          <w:lang w:bidi="km-KH"/>
+        </w:rPr>
+      </w:pPr>
+    </w:p>
+    <w:p>
+      <w:pPr>
+        <w:rPr>
+          <w:rFonts w:cstheme="minorBidi"/>
+          <w:sz w:val="32"/>
+          <w:szCs w:val="52"/>
+          <w:lang w:bidi="km-KH"/>
+        </w:rPr>
+      </w:pPr>
+    </w:p>
+    <w:p>
+      <w:pPr>
+        <w:rPr>
+          <w:rFonts w:cstheme="minorBidi"/>
+          <w:sz w:val="32"/>
+          <w:szCs w:val="52"/>
+          <w:lang w:bidi="km-KH"/>
+        </w:rPr>
+      </w:pPr>
+    </w:p>
+    <w:p>
+      <w:pPr>
+        <w:rPr>
+          <w:rFonts w:cstheme="minorBidi"/>
+          <w:sz w:val="32"/>
+          <w:szCs w:val="52"/>
+          <w:lang w:bidi="km-KH"/>
+        </w:rPr>
+      </w:pPr>
+    </w:p>
+    <w:p>
+      <w:pPr>
+        <w:rPr>
+          <w:rFonts w:cstheme="minorBidi"/>
+          <w:sz w:val="32"/>
+          <w:szCs w:val="52"/>
+          <w:lang w:bidi="km-KH"/>
+        </w:rPr>
+      </w:pPr>
+    </w:p>
+    <w:p>
+      <w:pPr>
+        <w:rPr>
+          <w:rFonts w:cstheme="minorBidi"/>
           <w:sz w:val="32"/>
           <w:szCs w:val="52"/>
           <w:lang w:bidi="km-KH"/>
@@ -886,12 +889,13 @@
       <w:r>
         <w:rPr>
           <w:rFonts w:cstheme="minorBidi"/>
+          <w:noProof/>
           <w:sz w:val="32"/>
           <w:szCs w:val="52"/>
           <w:lang w:bidi="km-KH"/>
         </w:rPr>
         <w:drawing>
-          <wp:anchor distT="0" distB="0" distL="114300" distR="114300" simplePos="0" relativeHeight="251661312" behindDoc="1" locked="0" layoutInCell="1" allowOverlap="1" wp14:anchorId="10CEB65F" wp14:editId="295EB329">
+          <wp:anchor distT="0" distB="0" distL="114300" distR="114300" simplePos="0" relativeHeight="251661312" behindDoc="1" locked="0" layoutInCell="1" allowOverlap="1" wp14:anchorId="10CEB65F" wp14:editId="7368A3DA">
             <wp:simplePos x="0" y="0"/>
             <wp:positionH relativeFrom="column">
               <wp:posOffset>1905</wp:posOffset>
@@ -1044,27 +1048,27 @@
     <w:p>
       <w:pPr>
         <w:rPr>
-          <w:rFonts w:cstheme="minorBidi" w:hint="cs"/>
-          <w:sz w:val="32"/>
-          <w:szCs w:val="52"/>
-          <w:lang w:bidi="km-KH"/>
-        </w:rPr>
-      </w:pPr>
-    </w:p>
-    <w:p>
-      <w:pPr>
-        <w:rPr>
-          <w:rFonts w:cstheme="minorBidi" w:hint="cs"/>
-          <w:sz w:val="32"/>
-          <w:szCs w:val="52"/>
-          <w:lang w:bidi="km-KH"/>
-        </w:rPr>
-      </w:pPr>
-    </w:p>
-    <w:p>
-      <w:pPr>
-        <w:rPr>
-          <w:rFonts w:cstheme="minorBidi" w:hint="cs"/>
+          <w:rFonts w:cstheme="minorBidi"/>
+          <w:sz w:val="32"/>
+          <w:szCs w:val="52"/>
+          <w:lang w:bidi="km-KH"/>
+        </w:rPr>
+      </w:pPr>
+    </w:p>
+    <w:p>
+      <w:pPr>
+        <w:rPr>
+          <w:rFonts w:cstheme="minorBidi"/>
+          <w:sz w:val="32"/>
+          <w:szCs w:val="52"/>
+          <w:lang w:bidi="km-KH"/>
+        </w:rPr>
+      </w:pPr>
+    </w:p>
+    <w:p>
+      <w:pPr>
+        <w:rPr>
+          <w:rFonts w:cstheme="minorBidi"/>
           <w:sz w:val="32"/>
           <w:szCs w:val="52"/>
           <w:lang w:bidi="km-KH"/>
@@ -1104,12 +1108,13 @@
       <w:r>
         <w:rPr>
           <w:rFonts w:cstheme="minorBidi"/>
+          <w:noProof/>
           <w:sz w:val="32"/>
           <w:szCs w:val="52"/>
           <w:lang w:bidi="km-KH"/>
         </w:rPr>
         <w:drawing>
-          <wp:anchor distT="0" distB="0" distL="114300" distR="114300" simplePos="0" relativeHeight="251662336" behindDoc="1" locked="0" layoutInCell="1" allowOverlap="1" wp14:anchorId="2C0BE4E5" wp14:editId="23D47A25">
+          <wp:anchor distT="0" distB="0" distL="114300" distR="114300" simplePos="0" relativeHeight="251662336" behindDoc="1" locked="0" layoutInCell="1" allowOverlap="1" wp14:anchorId="2C0BE4E5" wp14:editId="226AB9DA">
             <wp:simplePos x="0" y="0"/>
             <wp:positionH relativeFrom="column">
               <wp:posOffset>1905</wp:posOffset>
@@ -1282,17 +1287,17 @@
     <w:p>
       <w:pPr>
         <w:rPr>
-          <w:rFonts w:cstheme="minorBidi" w:hint="cs"/>
-          <w:sz w:val="32"/>
-          <w:szCs w:val="52"/>
-          <w:lang w:bidi="km-KH"/>
-        </w:rPr>
-      </w:pPr>
-    </w:p>
-    <w:p>
-      <w:pPr>
-        <w:rPr>
-          <w:rFonts w:cstheme="minorBidi" w:hint="cs"/>
+          <w:rFonts w:cstheme="minorBidi"/>
+          <w:sz w:val="32"/>
+          <w:szCs w:val="52"/>
+          <w:lang w:bidi="km-KH"/>
+        </w:rPr>
+      </w:pPr>
+    </w:p>
+    <w:p>
+      <w:pPr>
+        <w:rPr>
+          <w:rFonts w:cstheme="minorBidi"/>
           <w:sz w:val="32"/>
           <w:szCs w:val="52"/>
           <w:lang w:bidi="km-KH"/>
@@ -1301,6 +1306,7 @@
       <w:r>
         <w:rPr>
           <w:rFonts w:cstheme="minorBidi"/>
+          <w:noProof/>
           <w:sz w:val="32"/>
           <w:szCs w:val="52"/>
           <w:lang w:bidi="km-KH"/>
@@ -1360,97 +1366,97 @@
     <w:p>
       <w:pPr>
         <w:rPr>
-          <w:rFonts w:cstheme="minorBidi" w:hint="cs"/>
-          <w:sz w:val="32"/>
-          <w:szCs w:val="52"/>
-          <w:lang w:bidi="km-KH"/>
-        </w:rPr>
-      </w:pPr>
-    </w:p>
-    <w:p>
-      <w:pPr>
-        <w:rPr>
-          <w:rFonts w:cstheme="minorBidi" w:hint="cs"/>
-          <w:sz w:val="32"/>
-          <w:szCs w:val="52"/>
-          <w:lang w:bidi="km-KH"/>
-        </w:rPr>
-      </w:pPr>
-    </w:p>
-    <w:p>
-      <w:pPr>
-        <w:rPr>
-          <w:rFonts w:cstheme="minorBidi" w:hint="cs"/>
-          <w:sz w:val="32"/>
-          <w:szCs w:val="52"/>
-          <w:lang w:bidi="km-KH"/>
-        </w:rPr>
-      </w:pPr>
-    </w:p>
-    <w:p>
-      <w:pPr>
-        <w:rPr>
-          <w:rFonts w:cstheme="minorBidi" w:hint="cs"/>
-          <w:sz w:val="32"/>
-          <w:szCs w:val="52"/>
-          <w:lang w:bidi="km-KH"/>
-        </w:rPr>
-      </w:pPr>
-    </w:p>
-    <w:p>
-      <w:pPr>
-        <w:rPr>
-          <w:rFonts w:cstheme="minorBidi" w:hint="cs"/>
-          <w:sz w:val="32"/>
-          <w:szCs w:val="52"/>
-          <w:lang w:bidi="km-KH"/>
-        </w:rPr>
-      </w:pPr>
-    </w:p>
-    <w:p>
-      <w:pPr>
-        <w:rPr>
-          <w:rFonts w:cstheme="minorBidi" w:hint="cs"/>
-          <w:sz w:val="32"/>
-          <w:szCs w:val="52"/>
-          <w:lang w:bidi="km-KH"/>
-        </w:rPr>
-      </w:pPr>
-    </w:p>
-    <w:p>
-      <w:pPr>
-        <w:rPr>
-          <w:rFonts w:cstheme="minorBidi" w:hint="cs"/>
-          <w:sz w:val="32"/>
-          <w:szCs w:val="52"/>
-          <w:lang w:bidi="km-KH"/>
-        </w:rPr>
-      </w:pPr>
-    </w:p>
-    <w:p>
-      <w:pPr>
-        <w:rPr>
-          <w:rFonts w:cstheme="minorBidi" w:hint="cs"/>
-          <w:sz w:val="32"/>
-          <w:szCs w:val="52"/>
-          <w:lang w:bidi="km-KH"/>
-        </w:rPr>
-      </w:pPr>
-    </w:p>
-    <w:p>
-      <w:pPr>
-        <w:rPr>
-          <w:rFonts w:cstheme="minorBidi" w:hint="cs"/>
-          <w:sz w:val="32"/>
-          <w:szCs w:val="52"/>
-          <w:lang w:bidi="km-KH"/>
-        </w:rPr>
-      </w:pPr>
-    </w:p>
-    <w:p>
-      <w:pPr>
-        <w:rPr>
-          <w:rFonts w:cstheme="minorBidi" w:hint="cs"/>
+          <w:rFonts w:cstheme="minorBidi"/>
+          <w:sz w:val="32"/>
+          <w:szCs w:val="52"/>
+          <w:lang w:bidi="km-KH"/>
+        </w:rPr>
+      </w:pPr>
+    </w:p>
+    <w:p>
+      <w:pPr>
+        <w:rPr>
+          <w:rFonts w:cstheme="minorBidi"/>
+          <w:sz w:val="32"/>
+          <w:szCs w:val="52"/>
+          <w:lang w:bidi="km-KH"/>
+        </w:rPr>
+      </w:pPr>
+    </w:p>
+    <w:p>
+      <w:pPr>
+        <w:rPr>
+          <w:rFonts w:cstheme="minorBidi"/>
+          <w:sz w:val="32"/>
+          <w:szCs w:val="52"/>
+          <w:lang w:bidi="km-KH"/>
+        </w:rPr>
+      </w:pPr>
+    </w:p>
+    <w:p>
+      <w:pPr>
+        <w:rPr>
+          <w:rFonts w:cstheme="minorBidi"/>
+          <w:sz w:val="32"/>
+          <w:szCs w:val="52"/>
+          <w:lang w:bidi="km-KH"/>
+        </w:rPr>
+      </w:pPr>
+    </w:p>
+    <w:p>
+      <w:pPr>
+        <w:rPr>
+          <w:rFonts w:cstheme="minorBidi"/>
+          <w:sz w:val="32"/>
+          <w:szCs w:val="52"/>
+          <w:lang w:bidi="km-KH"/>
+        </w:rPr>
+      </w:pPr>
+    </w:p>
+    <w:p>
+      <w:pPr>
+        <w:rPr>
+          <w:rFonts w:cstheme="minorBidi"/>
+          <w:sz w:val="32"/>
+          <w:szCs w:val="52"/>
+          <w:lang w:bidi="km-KH"/>
+        </w:rPr>
+      </w:pPr>
+    </w:p>
+    <w:p>
+      <w:pPr>
+        <w:rPr>
+          <w:rFonts w:cstheme="minorBidi"/>
+          <w:sz w:val="32"/>
+          <w:szCs w:val="52"/>
+          <w:lang w:bidi="km-KH"/>
+        </w:rPr>
+      </w:pPr>
+    </w:p>
+    <w:p>
+      <w:pPr>
+        <w:rPr>
+          <w:rFonts w:cstheme="minorBidi"/>
+          <w:sz w:val="32"/>
+          <w:szCs w:val="52"/>
+          <w:lang w:bidi="km-KH"/>
+        </w:rPr>
+      </w:pPr>
+    </w:p>
+    <w:p>
+      <w:pPr>
+        <w:rPr>
+          <w:rFonts w:cstheme="minorBidi"/>
+          <w:sz w:val="32"/>
+          <w:szCs w:val="52"/>
+          <w:lang w:bidi="km-KH"/>
+        </w:rPr>
+      </w:pPr>
+    </w:p>
+    <w:p>
+      <w:pPr>
+        <w:rPr>
+          <w:rFonts w:cstheme="minorBidi"/>
           <w:sz w:val="32"/>
           <w:szCs w:val="52"/>
           <w:lang w:bidi="km-KH"/>
@@ -1469,12 +1475,13 @@
       <w:r>
         <w:rPr>
           <w:rFonts w:cstheme="minorBidi"/>
+          <w:noProof/>
           <w:sz w:val="32"/>
           <w:szCs w:val="52"/>
           <w:lang w:bidi="km-KH"/>
         </w:rPr>
         <w:drawing>
-          <wp:anchor distT="0" distB="0" distL="114300" distR="114300" simplePos="0" relativeHeight="251664384" behindDoc="1" locked="0" layoutInCell="1" allowOverlap="1" wp14:anchorId="0500A76B" wp14:editId="54512A4B">
+          <wp:anchor distT="0" distB="0" distL="114300" distR="114300" simplePos="0" relativeHeight="251664384" behindDoc="1" locked="0" layoutInCell="1" allowOverlap="1" wp14:anchorId="0500A76B" wp14:editId="4339FB4E">
             <wp:simplePos x="0" y="0"/>
             <wp:positionH relativeFrom="column">
               <wp:posOffset>1905</wp:posOffset>
@@ -1666,12 +1673,13 @@
       <w:r>
         <w:rPr>
           <w:rFonts w:cstheme="minorBidi"/>
+          <w:noProof/>
           <w:sz w:val="32"/>
           <w:szCs w:val="52"/>
           <w:lang w:bidi="km-KH"/>
         </w:rPr>
         <w:drawing>
-          <wp:anchor distT="0" distB="0" distL="114300" distR="114300" simplePos="0" relativeHeight="251665408" behindDoc="1" locked="0" layoutInCell="1" allowOverlap="1" wp14:anchorId="3B93B2C7" wp14:editId="292BF510">
+          <wp:anchor distT="0" distB="0" distL="114300" distR="114300" simplePos="0" relativeHeight="251665408" behindDoc="1" locked="0" layoutInCell="1" allowOverlap="1" wp14:anchorId="3B93B2C7" wp14:editId="1D00D00B">
             <wp:simplePos x="0" y="0"/>
             <wp:positionH relativeFrom="column">
               <wp:posOffset>2095</wp:posOffset>
@@ -2580,6 +2588,7 @@
   <w:style w:type="character" w:default="1" w:styleId="DefaultParagraphFont">
     <w:name w:val="Default Paragraph Font"/>
     <w:uiPriority w:val="1"/>
+    <w:semiHidden/>
     <w:unhideWhenUsed/>
   </w:style>
   <w:style w:type="table" w:default="1" w:styleId="TableNormal">
